--- a/sprint_reviews/sprint_review_08_fae.docx
+++ b/sprint_reviews/sprint_review_08_fae.docx
@@ -117,13 +117,13 @@
               <w:pStyle w:val="BodyText"/>
             </w:pPr>
             <w:r>
-              <w:t>31</w:t>
+              <w:t>28</w:t>
             </w:r>
             <w:r>
               <w:t>.0</w:t>
             </w:r>
             <w:r>
-              <w:t>3</w:t>
+              <w:t>4</w:t>
             </w:r>
             <w:r>
               <w:t>.26</w:t>
@@ -161,13 +161,16 @@
               <w:pStyle w:val="BodyText"/>
             </w:pPr>
             <w:r>
-              <w:t>13</w:t>
+              <w:t>1</w:t>
+            </w:r>
+            <w:r>
+              <w:t>1</w:t>
             </w:r>
             <w:r>
               <w:t>.0</w:t>
             </w:r>
             <w:r>
-              <w:t>4</w:t>
+              <w:t>5</w:t>
             </w:r>
             <w:r>
               <w:t>.26</w:t>
@@ -185,6 +188,14 @@
       </w:r>
     </w:p>
     <w:p>
+      <w:r>
+        <w:t>Have the primary focus be on working on the report. It should be 90% done by the sprint, so that the Saleh/the supervisor has something to give feedback on.</w:t>
+      </w:r>
+      <w:r>
+        <w:t xml:space="preserve"> It should also be to take the most important bugs and features on the coding side and leave the less important ones for the very end of the project. </w:t>
+      </w:r>
+    </w:p>
+    <w:p>
       <w:pPr>
         <w:pStyle w:val="Hjelpetekst"/>
         <w:rPr>
@@ -203,6 +214,228 @@
     </w:p>
     <w:p>
       <w:pPr>
+        <w:pStyle w:val="BodyText"/>
+        <w:numPr>
+          <w:ilvl w:val="0"/>
+          <w:numId w:val="6"/>
+        </w:numPr>
+      </w:pPr>
+      <w:r>
+        <w:t>Graceful shutdown gRPC (tiler and anomaly)</w:t>
+      </w:r>
+    </w:p>
+    <w:p>
+      <w:pPr>
+        <w:pStyle w:val="BodyText"/>
+        <w:numPr>
+          <w:ilvl w:val="0"/>
+          <w:numId w:val="6"/>
+        </w:numPr>
+      </w:pPr>
+      <w:r>
+        <w:t>Ports.json¨</w:t>
+      </w:r>
+    </w:p>
+    <w:p>
+      <w:pPr>
+        <w:pStyle w:val="BodyText"/>
+        <w:numPr>
+          <w:ilvl w:val="0"/>
+          <w:numId w:val="6"/>
+        </w:numPr>
+      </w:pPr>
+      <w:r>
+        <w:t>Connect report generation module to SKAVL</w:t>
+      </w:r>
+    </w:p>
+    <w:p>
+      <w:pPr>
+        <w:pStyle w:val="BodyText"/>
+        <w:numPr>
+          <w:ilvl w:val="0"/>
+          <w:numId w:val="6"/>
+        </w:numPr>
+      </w:pPr>
+      <w:r>
+        <w:t>B</w:t>
+      </w:r>
+      <w:r>
+        <w:t>ug:</w:t>
+      </w:r>
+    </w:p>
+    <w:p>
+      <w:pPr>
+        <w:pStyle w:val="BodyText"/>
+        <w:numPr>
+          <w:ilvl w:val="1"/>
+          <w:numId w:val="6"/>
+        </w:numPr>
+      </w:pPr>
+      <w:r>
+        <w:t>fix env</w:t>
+      </w:r>
+    </w:p>
+    <w:p>
+      <w:pPr>
+        <w:pStyle w:val="BodyText"/>
+        <w:numPr>
+          <w:ilvl w:val="1"/>
+          <w:numId w:val="6"/>
+        </w:numPr>
+      </w:pPr>
+      <w:r>
+        <w:t xml:space="preserve">fix pyinstaller, </w:t>
+      </w:r>
+    </w:p>
+    <w:p>
+      <w:pPr>
+        <w:pStyle w:val="BodyText"/>
+        <w:numPr>
+          <w:ilvl w:val="1"/>
+          <w:numId w:val="6"/>
+        </w:numPr>
+      </w:pPr>
+      <w:r>
+        <w:t>fix build workflow</w:t>
+      </w:r>
+    </w:p>
+    <w:p>
+      <w:pPr>
+        <w:pStyle w:val="BodyText"/>
+        <w:numPr>
+          <w:ilvl w:val="1"/>
+          <w:numId w:val="6"/>
+        </w:numPr>
+      </w:pPr>
+      <w:r>
+        <w:t>Cursor is the wrong colour</w:t>
+      </w:r>
+    </w:p>
+    <w:p>
+      <w:pPr>
+        <w:pStyle w:val="BodyText"/>
+        <w:numPr>
+          <w:ilvl w:val="0"/>
+          <w:numId w:val="6"/>
+        </w:numPr>
+      </w:pPr>
+      <w:r>
+        <w:t>R</w:t>
+      </w:r>
+      <w:r>
+        <w:t xml:space="preserve">efactor: </w:t>
+      </w:r>
+    </w:p>
+    <w:p>
+      <w:pPr>
+        <w:pStyle w:val="BodyText"/>
+        <w:numPr>
+          <w:ilvl w:val="1"/>
+          <w:numId w:val="6"/>
+        </w:numPr>
+      </w:pPr>
+      <w:r>
+        <w:t>Important elements to remove from UI</w:t>
+      </w:r>
+    </w:p>
+    <w:p>
+      <w:pPr>
+        <w:pStyle w:val="BodyText"/>
+        <w:numPr>
+          <w:ilvl w:val="1"/>
+          <w:numId w:val="6"/>
+        </w:numPr>
+      </w:pPr>
+      <w:r>
+        <w:t>Changes needed for the project overview page</w:t>
+      </w:r>
+    </w:p>
+    <w:p>
+      <w:pPr>
+        <w:pStyle w:val="BodyText"/>
+        <w:numPr>
+          <w:ilvl w:val="0"/>
+          <w:numId w:val="6"/>
+        </w:numPr>
+      </w:pPr>
+      <w:r>
+        <w:t>Wrote on the thesis reports in sections:</w:t>
+      </w:r>
+    </w:p>
+    <w:p>
+      <w:pPr>
+        <w:pStyle w:val="BodyText"/>
+        <w:numPr>
+          <w:ilvl w:val="1"/>
+          <w:numId w:val="6"/>
+        </w:numPr>
+      </w:pPr>
+      <w:r>
+        <w:t>Result</w:t>
+      </w:r>
+    </w:p>
+    <w:p>
+      <w:pPr>
+        <w:pStyle w:val="BodyText"/>
+        <w:numPr>
+          <w:ilvl w:val="1"/>
+          <w:numId w:val="6"/>
+        </w:numPr>
+      </w:pPr>
+      <w:r>
+        <w:t>Discussion</w:t>
+      </w:r>
+    </w:p>
+    <w:p>
+      <w:pPr>
+        <w:pStyle w:val="BodyText"/>
+        <w:numPr>
+          <w:ilvl w:val="1"/>
+          <w:numId w:val="6"/>
+        </w:numPr>
+      </w:pPr>
+      <w:r>
+        <w:t xml:space="preserve">Summary </w:t>
+      </w:r>
+    </w:p>
+    <w:p>
+      <w:pPr>
+        <w:pStyle w:val="BodyText"/>
+        <w:numPr>
+          <w:ilvl w:val="1"/>
+          <w:numId w:val="6"/>
+        </w:numPr>
+      </w:pPr>
+      <w:r>
+        <w:t xml:space="preserve">Abstract </w:t>
+      </w:r>
+    </w:p>
+    <w:p>
+      <w:pPr>
+        <w:pStyle w:val="BodyText"/>
+        <w:numPr>
+          <w:ilvl w:val="1"/>
+          <w:numId w:val="6"/>
+        </w:numPr>
+      </w:pPr>
+      <w:r>
+        <w:t>Preface</w:t>
+      </w:r>
+    </w:p>
+    <w:p>
+      <w:pPr>
+        <w:pStyle w:val="BodyText"/>
+        <w:numPr>
+          <w:ilvl w:val="1"/>
+          <w:numId w:val="6"/>
+        </w:numPr>
+      </w:pPr>
+      <w:r>
+        <w:t>Social impact</w:t>
+      </w:r>
+    </w:p>
+    <w:p>
+      <w:pPr>
         <w:pStyle w:val="Heading2"/>
       </w:pPr>
       <w:r>
@@ -211,6 +444,46 @@
     </w:p>
     <w:p>
       <w:pPr>
+        <w:pStyle w:val="BodyText"/>
+        <w:numPr>
+          <w:ilvl w:val="0"/>
+          <w:numId w:val="6"/>
+        </w:numPr>
+      </w:pPr>
+      <w:r>
+        <w:t>Still quite a bit of sections missing on the thesis report</w:t>
+      </w:r>
+    </w:p>
+    <w:p>
+      <w:pPr>
+        <w:pStyle w:val="BodyText"/>
+        <w:numPr>
+          <w:ilvl w:val="0"/>
+          <w:numId w:val="6"/>
+        </w:numPr>
+      </w:pPr>
+      <w:r>
+        <w:lastRenderedPageBreak/>
+        <w:t>Write c</w:t>
+      </w:r>
+      <w:r>
+        <w:t>onclusion</w:t>
+      </w:r>
+    </w:p>
+    <w:p>
+      <w:pPr>
+        <w:pStyle w:val="BodyText"/>
+        <w:numPr>
+          <w:ilvl w:val="0"/>
+          <w:numId w:val="6"/>
+        </w:numPr>
+      </w:pPr>
+      <w:r>
+        <w:t xml:space="preserve">Finish poster and presentation for graduation </w:t>
+      </w:r>
+    </w:p>
+    <w:p>
+      <w:pPr>
         <w:pStyle w:val="Heading2"/>
       </w:pPr>
       <w:r>
@@ -222,6 +495,51 @@
     </w:p>
     <w:p>
       <w:pPr>
+        <w:pStyle w:val="BodyText"/>
+        <w:numPr>
+          <w:ilvl w:val="0"/>
+          <w:numId w:val="6"/>
+        </w:numPr>
+      </w:pPr>
+      <w:r>
+        <w:t xml:space="preserve">Still happy with the result </w:t>
+      </w:r>
+    </w:p>
+    <w:p>
+      <w:pPr>
+        <w:pStyle w:val="BodyText"/>
+        <w:numPr>
+          <w:ilvl w:val="0"/>
+          <w:numId w:val="6"/>
+        </w:numPr>
+      </w:pPr>
+      <w:r>
+        <w:t>Wants us to present the application to Kartverket on the 29</w:t>
+      </w:r>
+      <w:r>
+        <w:rPr>
+          <w:vertAlign w:val="superscript"/>
+        </w:rPr>
+        <w:t>th</w:t>
+      </w:r>
+      <w:r>
+        <w:t xml:space="preserve"> of May</w:t>
+      </w:r>
+    </w:p>
+    <w:p>
+      <w:pPr>
+        <w:pStyle w:val="BodyText"/>
+        <w:numPr>
+          <w:ilvl w:val="0"/>
+          <w:numId w:val="6"/>
+        </w:numPr>
+      </w:pPr>
+      <w:r>
+        <w:t>They thought we had solved the task well, especially with such a vague problem.</w:t>
+      </w:r>
+    </w:p>
+    <w:p>
+      <w:pPr>
         <w:pStyle w:val="Heading2"/>
       </w:pPr>
       <w:r>
@@ -229,6 +547,11 @@
       </w:r>
     </w:p>
     <w:p>
+      <w:r>
+        <w:t>Has been a good sprint, will continue to work like this</w:t>
+      </w:r>
+    </w:p>
+    <w:p>
       <w:pPr>
         <w:pStyle w:val="Heading2"/>
       </w:pPr>
@@ -237,25 +560,8 @@
       </w:r>
     </w:p>
     <w:p>
-      <w:pPr>
-        <w:pStyle w:val="Heading2"/>
-      </w:pPr>
-      <w:r>
-        <w:t>Sprint Goal</w:t>
-      </w:r>
-      <w:r>
-        <w:t>:</w:t>
-      </w:r>
-    </w:p>
-    <w:p>
-      <w:pPr>
-        <w:pStyle w:val="Heading2"/>
-      </w:pPr>
-      <w:r>
-        <w:t>Tasks from the Product Backlog</w:t>
-      </w:r>
-      <w:r>
-        <w:t>:</w:t>
+      <w:r>
+        <w:t xml:space="preserve">Finish the report, poster and presentation, as well as the last features, bugs and refactoring’s needed before the deadline. </w:t>
       </w:r>
     </w:p>
     <w:p>
@@ -473,6 +779,9 @@
     </w:r>
     <w:r>
       <w:t>Page</w:t>
+    </w:r>
+    <w:r>
+      <w:t xml:space="preserve"> </w:t>
     </w:r>
     <w:r>
       <w:fldChar w:fldCharType="begin"/>
@@ -882,6 +1191,232 @@
       </w:rPr>
     </w:lvl>
   </w:abstractNum>
+  <w:abstractNum w:abstractNumId="5" w15:restartNumberingAfterBreak="0">
+    <w:nsid w:val="70220673"/>
+    <w:multiLevelType w:val="hybridMultilevel"/>
+    <w:tmpl w:val="1D12998A"/>
+    <w:lvl w:ilvl="0" w:tplc="DB0AAC50">
+      <w:start w:val="14"/>
+      <w:numFmt w:val="bullet"/>
+      <w:lvlText w:val="-"/>
+      <w:lvlJc w:val="left"/>
+      <w:pPr>
+        <w:ind w:left="720" w:hanging="360"/>
+      </w:pPr>
+      <w:rPr>
+        <w:rFonts w:ascii="Aptos" w:eastAsiaTheme="minorHAnsi" w:hAnsi="Aptos" w:cstheme="minorBidi" w:hint="default"/>
+      </w:rPr>
+    </w:lvl>
+    <w:lvl w:ilvl="1" w:tplc="04140003">
+      <w:start w:val="1"/>
+      <w:numFmt w:val="bullet"/>
+      <w:lvlText w:val="o"/>
+      <w:lvlJc w:val="left"/>
+      <w:pPr>
+        <w:ind w:left="1440" w:hanging="360"/>
+      </w:pPr>
+      <w:rPr>
+        <w:rFonts w:ascii="Courier New" w:hAnsi="Courier New" w:cs="Courier New" w:hint="default"/>
+      </w:rPr>
+    </w:lvl>
+    <w:lvl w:ilvl="2" w:tplc="04140005" w:tentative="1">
+      <w:start w:val="1"/>
+      <w:numFmt w:val="bullet"/>
+      <w:lvlText w:val=""/>
+      <w:lvlJc w:val="left"/>
+      <w:pPr>
+        <w:ind w:left="2160" w:hanging="360"/>
+      </w:pPr>
+      <w:rPr>
+        <w:rFonts w:ascii="Wingdings" w:hAnsi="Wingdings" w:hint="default"/>
+      </w:rPr>
+    </w:lvl>
+    <w:lvl w:ilvl="3" w:tplc="04140001" w:tentative="1">
+      <w:start w:val="1"/>
+      <w:numFmt w:val="bullet"/>
+      <w:lvlText w:val=""/>
+      <w:lvlJc w:val="left"/>
+      <w:pPr>
+        <w:ind w:left="2880" w:hanging="360"/>
+      </w:pPr>
+      <w:rPr>
+        <w:rFonts w:ascii="Symbol" w:hAnsi="Symbol" w:hint="default"/>
+      </w:rPr>
+    </w:lvl>
+    <w:lvl w:ilvl="4" w:tplc="04140003" w:tentative="1">
+      <w:start w:val="1"/>
+      <w:numFmt w:val="bullet"/>
+      <w:lvlText w:val="o"/>
+      <w:lvlJc w:val="left"/>
+      <w:pPr>
+        <w:ind w:left="3600" w:hanging="360"/>
+      </w:pPr>
+      <w:rPr>
+        <w:rFonts w:ascii="Courier New" w:hAnsi="Courier New" w:cs="Courier New" w:hint="default"/>
+      </w:rPr>
+    </w:lvl>
+    <w:lvl w:ilvl="5" w:tplc="04140005" w:tentative="1">
+      <w:start w:val="1"/>
+      <w:numFmt w:val="bullet"/>
+      <w:lvlText w:val=""/>
+      <w:lvlJc w:val="left"/>
+      <w:pPr>
+        <w:ind w:left="4320" w:hanging="360"/>
+      </w:pPr>
+      <w:rPr>
+        <w:rFonts w:ascii="Wingdings" w:hAnsi="Wingdings" w:hint="default"/>
+      </w:rPr>
+    </w:lvl>
+    <w:lvl w:ilvl="6" w:tplc="04140001" w:tentative="1">
+      <w:start w:val="1"/>
+      <w:numFmt w:val="bullet"/>
+      <w:lvlText w:val=""/>
+      <w:lvlJc w:val="left"/>
+      <w:pPr>
+        <w:ind w:left="5040" w:hanging="360"/>
+      </w:pPr>
+      <w:rPr>
+        <w:rFonts w:ascii="Symbol" w:hAnsi="Symbol" w:hint="default"/>
+      </w:rPr>
+    </w:lvl>
+    <w:lvl w:ilvl="7" w:tplc="04140003" w:tentative="1">
+      <w:start w:val="1"/>
+      <w:numFmt w:val="bullet"/>
+      <w:lvlText w:val="o"/>
+      <w:lvlJc w:val="left"/>
+      <w:pPr>
+        <w:ind w:left="5760" w:hanging="360"/>
+      </w:pPr>
+      <w:rPr>
+        <w:rFonts w:ascii="Courier New" w:hAnsi="Courier New" w:cs="Courier New" w:hint="default"/>
+      </w:rPr>
+    </w:lvl>
+    <w:lvl w:ilvl="8" w:tplc="04140005" w:tentative="1">
+      <w:start w:val="1"/>
+      <w:numFmt w:val="bullet"/>
+      <w:lvlText w:val=""/>
+      <w:lvlJc w:val="left"/>
+      <w:pPr>
+        <w:ind w:left="6480" w:hanging="360"/>
+      </w:pPr>
+      <w:rPr>
+        <w:rFonts w:ascii="Wingdings" w:hAnsi="Wingdings" w:hint="default"/>
+      </w:rPr>
+    </w:lvl>
+  </w:abstractNum>
+  <w:abstractNum w:abstractNumId="6" w15:restartNumberingAfterBreak="0">
+    <w:nsid w:val="7F773B50"/>
+    <w:multiLevelType w:val="hybridMultilevel"/>
+    <w:tmpl w:val="31B41864"/>
+    <w:lvl w:ilvl="0" w:tplc="48FAF5E6">
+      <w:start w:val="13"/>
+      <w:numFmt w:val="bullet"/>
+      <w:lvlText w:val="-"/>
+      <w:lvlJc w:val="left"/>
+      <w:pPr>
+        <w:ind w:left="720" w:hanging="360"/>
+      </w:pPr>
+      <w:rPr>
+        <w:rFonts w:ascii="Aptos" w:eastAsiaTheme="minorHAnsi" w:hAnsi="Aptos" w:cstheme="minorBidi" w:hint="default"/>
+      </w:rPr>
+    </w:lvl>
+    <w:lvl w:ilvl="1" w:tplc="04140003">
+      <w:start w:val="1"/>
+      <w:numFmt w:val="bullet"/>
+      <w:lvlText w:val="o"/>
+      <w:lvlJc w:val="left"/>
+      <w:pPr>
+        <w:ind w:left="1440" w:hanging="360"/>
+      </w:pPr>
+      <w:rPr>
+        <w:rFonts w:ascii="Courier New" w:hAnsi="Courier New" w:cs="Courier New" w:hint="default"/>
+      </w:rPr>
+    </w:lvl>
+    <w:lvl w:ilvl="2" w:tplc="04140005" w:tentative="1">
+      <w:start w:val="1"/>
+      <w:numFmt w:val="bullet"/>
+      <w:lvlText w:val=""/>
+      <w:lvlJc w:val="left"/>
+      <w:pPr>
+        <w:ind w:left="2160" w:hanging="360"/>
+      </w:pPr>
+      <w:rPr>
+        <w:rFonts w:ascii="Wingdings" w:hAnsi="Wingdings" w:hint="default"/>
+      </w:rPr>
+    </w:lvl>
+    <w:lvl w:ilvl="3" w:tplc="04140001" w:tentative="1">
+      <w:start w:val="1"/>
+      <w:numFmt w:val="bullet"/>
+      <w:lvlText w:val=""/>
+      <w:lvlJc w:val="left"/>
+      <w:pPr>
+        <w:ind w:left="2880" w:hanging="360"/>
+      </w:pPr>
+      <w:rPr>
+        <w:rFonts w:ascii="Symbol" w:hAnsi="Symbol" w:hint="default"/>
+      </w:rPr>
+    </w:lvl>
+    <w:lvl w:ilvl="4" w:tplc="04140003" w:tentative="1">
+      <w:start w:val="1"/>
+      <w:numFmt w:val="bullet"/>
+      <w:lvlText w:val="o"/>
+      <w:lvlJc w:val="left"/>
+      <w:pPr>
+        <w:ind w:left="3600" w:hanging="360"/>
+      </w:pPr>
+      <w:rPr>
+        <w:rFonts w:ascii="Courier New" w:hAnsi="Courier New" w:cs="Courier New" w:hint="default"/>
+      </w:rPr>
+    </w:lvl>
+    <w:lvl w:ilvl="5" w:tplc="04140005" w:tentative="1">
+      <w:start w:val="1"/>
+      <w:numFmt w:val="bullet"/>
+      <w:lvlText w:val=""/>
+      <w:lvlJc w:val="left"/>
+      <w:pPr>
+        <w:ind w:left="4320" w:hanging="360"/>
+      </w:pPr>
+      <w:rPr>
+        <w:rFonts w:ascii="Wingdings" w:hAnsi="Wingdings" w:hint="default"/>
+      </w:rPr>
+    </w:lvl>
+    <w:lvl w:ilvl="6" w:tplc="04140001" w:tentative="1">
+      <w:start w:val="1"/>
+      <w:numFmt w:val="bullet"/>
+      <w:lvlText w:val=""/>
+      <w:lvlJc w:val="left"/>
+      <w:pPr>
+        <w:ind w:left="5040" w:hanging="360"/>
+      </w:pPr>
+      <w:rPr>
+        <w:rFonts w:ascii="Symbol" w:hAnsi="Symbol" w:hint="default"/>
+      </w:rPr>
+    </w:lvl>
+    <w:lvl w:ilvl="7" w:tplc="04140003" w:tentative="1">
+      <w:start w:val="1"/>
+      <w:numFmt w:val="bullet"/>
+      <w:lvlText w:val="o"/>
+      <w:lvlJc w:val="left"/>
+      <w:pPr>
+        <w:ind w:left="5760" w:hanging="360"/>
+      </w:pPr>
+      <w:rPr>
+        <w:rFonts w:ascii="Courier New" w:hAnsi="Courier New" w:cs="Courier New" w:hint="default"/>
+      </w:rPr>
+    </w:lvl>
+    <w:lvl w:ilvl="8" w:tplc="04140005" w:tentative="1">
+      <w:start w:val="1"/>
+      <w:numFmt w:val="bullet"/>
+      <w:lvlText w:val=""/>
+      <w:lvlJc w:val="left"/>
+      <w:pPr>
+        <w:ind w:left="6480" w:hanging="360"/>
+      </w:pPr>
+      <w:rPr>
+        <w:rFonts w:ascii="Wingdings" w:hAnsi="Wingdings" w:hint="default"/>
+      </w:rPr>
+    </w:lvl>
+  </w:abstractNum>
   <w:num w:numId="1" w16cid:durableId="349989067">
     <w:abstractNumId w:val="0"/>
   </w:num>
@@ -896,6 +1431,12 @@
   </w:num>
   <w:num w:numId="5" w16cid:durableId="1718816079">
     <w:abstractNumId w:val="3"/>
+  </w:num>
+  <w:num w:numId="6" w16cid:durableId="496772771">
+    <w:abstractNumId w:val="5"/>
+  </w:num>
+  <w:num w:numId="7" w16cid:durableId="248733352">
+    <w:abstractNumId w:val="6"/>
   </w:num>
 </w:numbering>
 </file>
@@ -1500,7 +2041,6 @@
   <w:style w:type="character" w:default="1" w:styleId="DefaultParagraphFont">
     <w:name w:val="Default Paragraph Font"/>
     <w:uiPriority w:val="1"/>
-    <w:semiHidden/>
     <w:unhideWhenUsed/>
   </w:style>
   <w:style w:type="table" w:default="1" w:styleId="TableNormal">
